--- a/testdata/documents/07_support_errors.docx
+++ b/testdata/documents/07_support_errors.docx
@@ -43,16 +43,16 @@
       </w:r>
     </w:p>
     <w:p>
-      <w:r>
-        <w:t>Вид поддержки: консультационная поддержка по вопросам бухгалтерского учёта</w:t>
-      </w:r>
-    </w:p>
-    <w:p>
       <w:r/>
     </w:p>
     <w:p>
       <w:r>
         <w:t>Заявитель подтверждает, что не является кредитной организацией, страховой организацией, инвестиционным фондом, негосударственным пенсионным фондом, профессиональным участником рынка ценных бумаг, ломбардом, участником соглашения о разделе продукции, не осуществляет деятельность в сфере игорного бизнеса и не является нерезидентом Российской Федерации.</w:t>
+      </w:r>
+    </w:p>
+    <w:p>
+      <w:r>
+        <w:t>Заявитель подтверждает, что аналогичная поддержка ему ранее не оказывалась.</w:t>
       </w:r>
     </w:p>
     <w:p>

--- a/testdata/documents/07_support_errors.docx
+++ b/testdata/documents/07_support_errors.docx
@@ -40,19 +40,6 @@
     <w:p>
       <w:r>
         <w:t>Категория субъекта МСП: индивидуальный предприниматель</w:t>
-      </w:r>
-    </w:p>
-    <w:p>
-      <w:r/>
-    </w:p>
-    <w:p>
-      <w:r>
-        <w:t>Заявитель подтверждает, что не является кредитной организацией, страховой организацией, инвестиционным фондом, негосударственным пенсионным фондом, профессиональным участником рынка ценных бумаг, ломбардом, участником соглашения о разделе продукции, не осуществляет деятельность в сфере игорного бизнеса и не является нерезидентом Российской Федерации.</w:t>
-      </w:r>
-    </w:p>
-    <w:p>
-      <w:r>
-        <w:t>Заявитель подтверждает, что аналогичная поддержка ему ранее не оказывалась.</w:t>
       </w:r>
     </w:p>
     <w:p>
